--- a/4/BD/practice_1/Практическая работа №1.docx
+++ b/4/BD/practice_1/Практическая работа №1.docx
@@ -36541,431 +36541,945 @@
     <w:p>
       <w:pPr>
         <w:pStyle w:val="1"/>
-        <w:spacing w:after="120"/>
-        <w:jc w:val="center"/>
       </w:pPr>
       <w:r>
-        <w:rPr>
-          <w:rFonts w:eastAsia="Times New Roman" w:cs="Times New Roman"/>
-          <w:sz w:val="28"/>
-        </w:rPr>
-        <w:lastRenderedPageBreak/>
-        <w:t>13. Контрольные вопросы</w:t>
-      </w:r>
-      <w:bookmarkEnd w:id="13"/>
+        <w:t>13. Ответы на контрольные вопросы</w:t>
+      </w:r>
     </w:p>
     <w:p>
       <w:pPr>
-        <w:ind w:firstLine="709"/>
+        <w:jc w:val="both"/>
       </w:pPr>
       <w:r>
         <w:rPr>
-          <w:rFonts w:eastAsia="Times New Roman" w:cs="Times New Roman"/>
-        </w:rPr>
-        <w:t xml:space="preserve">1. Почему </w:t>
-      </w:r>
-      <w:proofErr w:type="spellStart"/>
-      <w:r>
-        <w:rPr>
-          <w:rFonts w:eastAsia="Times New Roman" w:cs="Times New Roman"/>
-        </w:rPr>
-        <w:t>dtype</w:t>
-      </w:r>
-      <w:proofErr w:type="spellEnd"/>
-      <w:r>
-        <w:rPr>
-          <w:rFonts w:eastAsia="Times New Roman" w:cs="Times New Roman"/>
-        </w:rPr>
-        <w:t xml:space="preserve"> числового столбца не гарантирует, что признак является количественным?</w:t>
+          <w:rFonts w:ascii="Times New Roman" w:hAnsi="Times New Roman" w:eastAsia="Times New Roman"/>
+          <w:sz w:val="24"/>
+        </w:rPr>
+        <w:t>Ответы даны с пояснением терминов, механики работы и примеров из выполненного анализа.</w:t>
       </w:r>
     </w:p>
     <w:p>
       <w:pPr>
-        <w:ind w:firstLine="709"/>
+        <w:keepNext/>
+        <w:spacing w:before="120" w:after="60"/>
       </w:pPr>
       <w:r>
         <w:rPr>
-          <w:rFonts w:eastAsia="Times New Roman" w:cs="Times New Roman"/>
-        </w:rPr>
-        <w:t xml:space="preserve">2. Чем </w:t>
-      </w:r>
-      <w:proofErr w:type="spellStart"/>
-      <w:r>
-        <w:rPr>
-          <w:rFonts w:eastAsia="Times New Roman" w:cs="Times New Roman"/>
-        </w:rPr>
-        <w:t>DataFrame</w:t>
-      </w:r>
-      <w:proofErr w:type="spellEnd"/>
-      <w:r>
-        <w:rPr>
-          <w:rFonts w:eastAsia="Times New Roman" w:cs="Times New Roman"/>
-        </w:rPr>
-        <w:t xml:space="preserve"> отличается от </w:t>
-      </w:r>
-      <w:proofErr w:type="spellStart"/>
-      <w:r>
-        <w:rPr>
-          <w:rFonts w:eastAsia="Times New Roman" w:cs="Times New Roman"/>
-        </w:rPr>
-        <w:t>NumPy</w:t>
-      </w:r>
-      <w:proofErr w:type="spellEnd"/>
-      <w:r>
-        <w:rPr>
-          <w:rFonts w:eastAsia="Times New Roman" w:cs="Times New Roman"/>
-        </w:rPr>
-        <w:t xml:space="preserve"> </w:t>
-      </w:r>
-      <w:proofErr w:type="spellStart"/>
-      <w:r>
-        <w:rPr>
-          <w:rFonts w:eastAsia="Times New Roman" w:cs="Times New Roman"/>
-        </w:rPr>
-        <w:t>ndarray</w:t>
-      </w:r>
-      <w:proofErr w:type="spellEnd"/>
-      <w:r>
-        <w:rPr>
-          <w:rFonts w:eastAsia="Times New Roman" w:cs="Times New Roman"/>
-        </w:rPr>
-        <w:t xml:space="preserve"> с точки зрения схемы и типов?</w:t>
+          <w:rFonts w:ascii="Times New Roman" w:hAnsi="Times New Roman" w:eastAsia="Times New Roman"/>
+          <w:b/>
+          <w:sz w:val="25"/>
+        </w:rPr>
+        <w:t>1. Почему числовой dtype не гарантирует, что признак имеет количественный смысл?</w:t>
       </w:r>
     </w:p>
     <w:p>
       <w:pPr>
-        <w:ind w:firstLine="709"/>
+        <w:spacing w:line="264" w:lineRule="auto" w:after="100"/>
+        <w:jc w:val="both"/>
       </w:pPr>
       <w:r>
         <w:rPr>
-          <w:rFonts w:eastAsia="Times New Roman" w:cs="Times New Roman"/>
-        </w:rPr>
-        <w:t xml:space="preserve">3. Какие диагностические задачи решают </w:t>
-      </w:r>
-      <w:proofErr w:type="spellStart"/>
-      <w:proofErr w:type="gramStart"/>
-      <w:r>
-        <w:rPr>
-          <w:rFonts w:eastAsia="Times New Roman" w:cs="Times New Roman"/>
-        </w:rPr>
-        <w:t>head</w:t>
-      </w:r>
-      <w:proofErr w:type="spellEnd"/>
-      <w:r>
-        <w:rPr>
-          <w:rFonts w:eastAsia="Times New Roman" w:cs="Times New Roman"/>
-        </w:rPr>
-        <w:t>(</w:t>
-      </w:r>
-      <w:proofErr w:type="gramEnd"/>
-      <w:r>
-        <w:rPr>
-          <w:rFonts w:eastAsia="Times New Roman" w:cs="Times New Roman"/>
-        </w:rPr>
-        <w:t xml:space="preserve">), </w:t>
-      </w:r>
-      <w:proofErr w:type="spellStart"/>
-      <w:r>
-        <w:rPr>
-          <w:rFonts w:eastAsia="Times New Roman" w:cs="Times New Roman"/>
-        </w:rPr>
-        <w:t>info</w:t>
-      </w:r>
-      <w:proofErr w:type="spellEnd"/>
-      <w:r>
-        <w:rPr>
-          <w:rFonts w:eastAsia="Times New Roman" w:cs="Times New Roman"/>
-        </w:rPr>
-        <w:t xml:space="preserve">() и </w:t>
-      </w:r>
-      <w:proofErr w:type="spellStart"/>
-      <w:r>
-        <w:rPr>
-          <w:rFonts w:eastAsia="Times New Roman" w:cs="Times New Roman"/>
-        </w:rPr>
-        <w:t>describe</w:t>
-      </w:r>
-      <w:proofErr w:type="spellEnd"/>
-      <w:r>
-        <w:rPr>
-          <w:rFonts w:eastAsia="Times New Roman" w:cs="Times New Roman"/>
-        </w:rPr>
-        <w:t>() и почему одна функция не заменяет остальные?</w:t>
+          <w:rFonts w:ascii="Times New Roman" w:hAnsi="Times New Roman" w:eastAsia="Times New Roman"/>
+          <w:b/>
+          <w:sz w:val="24"/>
+        </w:rPr>
+        <w:t>Простыми словами.</w:t>
+      </w:r>
+      <w:r>
+        <w:rPr>
+          <w:rFonts w:ascii="Times New Roman" w:hAnsi="Times New Roman" w:eastAsia="Times New Roman"/>
+          <w:sz w:val="24"/>
+        </w:rPr>
+        <w:t xml:space="preserve"> dtype сообщает компьютеру, как значение хранится в памяти: как целое число, число с дробной частью, строка и так далее. Но компьютер не знает предметного смысла столбца. Целое число может быть настоящим количеством, например числом поездок, а может быть кодом категории, номером строки или идентификатором объекта.</w:t>
       </w:r>
     </w:p>
     <w:p>
       <w:pPr>
-        <w:ind w:firstLine="709"/>
+        <w:spacing w:line="264" w:lineRule="auto" w:after="100"/>
+        <w:jc w:val="both"/>
       </w:pPr>
       <w:r>
         <w:rPr>
-          <w:rFonts w:eastAsia="Times New Roman" w:cs="Times New Roman"/>
-        </w:rPr>
-        <w:t>4. Почему отсутствие пропусков и дубликатов ещё не означает отсутствие проблем качества данных?</w:t>
+          <w:rFonts w:ascii="Times New Roman" w:hAnsi="Times New Roman" w:eastAsia="Times New Roman"/>
+          <w:b/>
+          <w:sz w:val="24"/>
+        </w:rPr>
+        <w:t>Как это работает.</w:t>
+      </w:r>
+      <w:r>
+        <w:rPr>
+          <w:rFonts w:ascii="Times New Roman" w:hAnsi="Times New Roman" w:eastAsia="Times New Roman"/>
+          <w:sz w:val="24"/>
+        </w:rPr>
+        <w:t xml:space="preserve"> Для количественного признака осмысленны арифметические действия и сравнение расстояний. Например, температура 20 °C действительно на 10 градусов больше температуры 10 °C. Для кода категории это неверно: код 4 не означает, что категория в два раза больше категории 2. Среднее, сумма и разность таких кодов обычно не имеют предметного смысла, хотя Pandas технически позволит их вычислить.</w:t>
       </w:r>
     </w:p>
     <w:p>
       <w:pPr>
-        <w:ind w:firstLine="709"/>
+        <w:spacing w:line="264" w:lineRule="auto" w:after="100"/>
+        <w:jc w:val="both"/>
       </w:pPr>
       <w:r>
         <w:rPr>
-          <w:rFonts w:eastAsia="Times New Roman" w:cs="Times New Roman"/>
-        </w:rPr>
-        <w:t xml:space="preserve">5. В каких случаях </w:t>
-      </w:r>
-      <w:proofErr w:type="spellStart"/>
-      <w:r>
-        <w:rPr>
-          <w:rFonts w:eastAsia="Times New Roman" w:cs="Times New Roman"/>
-        </w:rPr>
-        <w:t>category</w:t>
-      </w:r>
-      <w:proofErr w:type="spellEnd"/>
-      <w:r>
-        <w:rPr>
-          <w:rFonts w:eastAsia="Times New Roman" w:cs="Times New Roman"/>
-        </w:rPr>
-        <w:t xml:space="preserve"> уменьшает память и почему?</w:t>
+          <w:rFonts w:ascii="Times New Roman" w:hAnsi="Times New Roman" w:eastAsia="Times New Roman"/>
+          <w:b/>
+          <w:sz w:val="24"/>
+        </w:rPr>
+        <w:t>Пример и вывод.</w:t>
+      </w:r>
+      <w:r>
+        <w:rPr>
+          <w:rFonts w:ascii="Times New Roman" w:hAnsi="Times New Roman" w:eastAsia="Times New Roman"/>
+          <w:sz w:val="24"/>
+        </w:rPr>
+        <w:t xml:space="preserve"> В FiresRu поле type_id хранится как целое число, но обозначает тип события. Значение 3 означает Forest fire, а 1 — Uncontrolled burn. Нельзя сказать, что лесной пожар «в три раза больше» неконтролируемого выжигания только из-за кодов. Поэтому при анализе надо смотреть не только на dtype, но и на описание поля, уникальные значения и связь кода с реальным объектом.</w:t>
       </w:r>
     </w:p>
     <w:p>
       <w:pPr>
-        <w:ind w:firstLine="709"/>
+        <w:keepNext/>
+        <w:spacing w:before="120" w:after="60"/>
       </w:pPr>
       <w:r>
         <w:rPr>
-          <w:rFonts w:eastAsia="Times New Roman" w:cs="Times New Roman"/>
-        </w:rPr>
-        <w:t>6. Чем фильтрация отличается от группировки?</w:t>
+          <w:rFonts w:ascii="Times New Roman" w:hAnsi="Times New Roman" w:eastAsia="Times New Roman"/>
+          <w:b/>
+          <w:sz w:val="25"/>
+        </w:rPr>
+        <w:t>2. Чем DataFrame отличается от NumPy ndarray?</w:t>
       </w:r>
     </w:p>
     <w:p>
       <w:pPr>
-        <w:ind w:firstLine="709"/>
+        <w:spacing w:line="264" w:lineRule="auto" w:after="100"/>
+        <w:jc w:val="both"/>
       </w:pPr>
       <w:r>
         <w:rPr>
-          <w:rFonts w:eastAsia="Times New Roman" w:cs="Times New Roman"/>
-        </w:rPr>
-        <w:t>7. Что означает коэффициент корреляции около нуля? Какие выводы из него делать нельзя?</w:t>
+          <w:rFonts w:ascii="Times New Roman" w:hAnsi="Times New Roman" w:eastAsia="Times New Roman"/>
+          <w:b/>
+          <w:sz w:val="24"/>
+        </w:rPr>
+        <w:t>Простыми словами.</w:t>
+      </w:r>
+      <w:r>
+        <w:rPr>
+          <w:rFonts w:ascii="Times New Roman" w:hAnsi="Times New Roman" w:eastAsia="Times New Roman"/>
+          <w:sz w:val="24"/>
+        </w:rPr>
+        <w:t xml:space="preserve"> NumPy ndarray — это прежде всего многомерная сетка значений. Pandas DataFrame — таблица, похожая на лист Excel: у неё есть имена столбцов, индекс строк и отдельный тип данных для каждого столбца. DataFrame построен поверх NumPy и других массивов, но добавляет удобные средства именно для табличного анализа.</w:t>
       </w:r>
     </w:p>
     <w:p>
       <w:pPr>
-        <w:ind w:firstLine="709"/>
+        <w:spacing w:line="264" w:lineRule="auto" w:after="100"/>
+        <w:jc w:val="both"/>
       </w:pPr>
       <w:r>
         <w:rPr>
-          <w:rFonts w:eastAsia="Times New Roman" w:cs="Times New Roman"/>
-        </w:rPr>
-        <w:t xml:space="preserve">8. Почему правило </w:t>
-      </w:r>
-      <w:r>
-        <w:rPr>
-          <w:rFonts w:eastAsia="Times New Roman" w:cs="Times New Roman"/>
-        </w:rPr>
-        <w:t>IQR</w:t>
-      </w:r>
-      <w:r>
-        <w:rPr>
-          <w:rFonts w:eastAsia="Times New Roman" w:cs="Times New Roman"/>
-        </w:rPr>
-        <w:t xml:space="preserve"> нельзя использовать как автоматический алгоритм удаления данных?</w:t>
+          <w:rFonts w:ascii="Times New Roman" w:hAnsi="Times New Roman" w:eastAsia="Times New Roman"/>
+          <w:b/>
+          <w:sz w:val="24"/>
+        </w:rPr>
+        <w:t>Как это работает.</w:t>
+      </w:r>
+      <w:r>
+        <w:rPr>
+          <w:rFonts w:ascii="Times New Roman" w:hAnsi="Times New Roman" w:eastAsia="Times New Roman"/>
+          <w:sz w:val="24"/>
+        </w:rPr>
+        <w:t xml:space="preserve"> В обычном ndarray все элементы имеют один общий dtype. Если смешать числа и строки, NumPy часто приведёт всё к одному совместимому типу, например к строкам или объектам. В DataFrame один столбец может содержать даты, второй — категории, третий — целые числа, четвёртый — дробные значения. К столбцам обращаются по именам, данные можно соединять по индексам, группировать, фильтровать и агрегировать.</w:t>
       </w:r>
     </w:p>
     <w:p>
       <w:pPr>
-        <w:ind w:firstLine="709"/>
+        <w:spacing w:line="264" w:lineRule="auto" w:after="100"/>
+        <w:jc w:val="both"/>
       </w:pPr>
       <w:r>
         <w:rPr>
-          <w:rFonts w:eastAsia="Times New Roman" w:cs="Times New Roman"/>
-        </w:rPr>
-        <w:t xml:space="preserve">9. Как выбрать между </w:t>
-      </w:r>
-      <w:proofErr w:type="spellStart"/>
-      <w:r>
-        <w:rPr>
-          <w:rFonts w:eastAsia="Times New Roman" w:cs="Times New Roman"/>
-        </w:rPr>
-        <w:t>histogram</w:t>
-      </w:r>
-      <w:proofErr w:type="spellEnd"/>
-      <w:r>
-        <w:rPr>
-          <w:rFonts w:eastAsia="Times New Roman" w:cs="Times New Roman"/>
-        </w:rPr>
-        <w:t xml:space="preserve">, </w:t>
-      </w:r>
-      <w:proofErr w:type="spellStart"/>
-      <w:r>
-        <w:rPr>
-          <w:rFonts w:eastAsia="Times New Roman" w:cs="Times New Roman"/>
-        </w:rPr>
-        <w:t>bar</w:t>
-      </w:r>
-      <w:proofErr w:type="spellEnd"/>
-      <w:r>
-        <w:rPr>
-          <w:rFonts w:eastAsia="Times New Roman" w:cs="Times New Roman"/>
-        </w:rPr>
-        <w:t xml:space="preserve"> </w:t>
-      </w:r>
-      <w:proofErr w:type="spellStart"/>
-      <w:r>
-        <w:rPr>
-          <w:rFonts w:eastAsia="Times New Roman" w:cs="Times New Roman"/>
-        </w:rPr>
-        <w:t>chart</w:t>
-      </w:r>
-      <w:proofErr w:type="spellEnd"/>
-      <w:r>
-        <w:rPr>
-          <w:rFonts w:eastAsia="Times New Roman" w:cs="Times New Roman"/>
-        </w:rPr>
-        <w:t xml:space="preserve">, </w:t>
-      </w:r>
-      <w:proofErr w:type="spellStart"/>
-      <w:r>
-        <w:rPr>
-          <w:rFonts w:eastAsia="Times New Roman" w:cs="Times New Roman"/>
-        </w:rPr>
-        <w:t>scatter</w:t>
-      </w:r>
-      <w:proofErr w:type="spellEnd"/>
-      <w:r>
-        <w:rPr>
-          <w:rFonts w:eastAsia="Times New Roman" w:cs="Times New Roman"/>
-        </w:rPr>
-        <w:t xml:space="preserve"> </w:t>
-      </w:r>
-      <w:proofErr w:type="spellStart"/>
-      <w:r>
-        <w:rPr>
-          <w:rFonts w:eastAsia="Times New Roman" w:cs="Times New Roman"/>
-        </w:rPr>
-        <w:t>plot</w:t>
-      </w:r>
-      <w:proofErr w:type="spellEnd"/>
-      <w:r>
-        <w:rPr>
-          <w:rFonts w:eastAsia="Times New Roman" w:cs="Times New Roman"/>
-        </w:rPr>
-        <w:t xml:space="preserve"> и временным рядом?</w:t>
+          <w:rFonts w:ascii="Times New Roman" w:hAnsi="Times New Roman" w:eastAsia="Times New Roman"/>
+          <w:b/>
+          <w:sz w:val="24"/>
+        </w:rPr>
+        <w:t>Пример и вывод.</w:t>
+      </w:r>
+      <w:r>
+        <w:rPr>
+          <w:rFonts w:ascii="Times New Roman" w:hAnsi="Times New Roman" w:eastAsia="Times New Roman"/>
+          <w:sz w:val="24"/>
+        </w:rPr>
+        <w:t xml:space="preserve"> В таблице Bike Sharing столбец dteday является датой, season_name — категорией, а cnt — числом поездок. DataFrame сохраняет эту схему и позволяет написать df.groupby("season_name")["cnt"].sum(). В NumPy пришлось бы отдельно помнить номера колонок и вручную следить за типами. NumPy удобнее для плотных однородных числовых вычислений, DataFrame — для данных, организованных как таблица.</w:t>
       </w:r>
     </w:p>
     <w:p>
       <w:pPr>
-        <w:ind w:firstLine="709"/>
+        <w:keepNext/>
+        <w:spacing w:before="120" w:after="60"/>
       </w:pPr>
       <w:r>
         <w:rPr>
-          <w:rFonts w:eastAsia="Times New Roman" w:cs="Times New Roman"/>
-        </w:rPr>
-        <w:t>10. Почему временной ряд нельзя строить по индексу строк, если индекс не является временем?</w:t>
+          <w:rFonts w:ascii="Times New Roman" w:hAnsi="Times New Roman" w:eastAsia="Times New Roman"/>
+          <w:b/>
+          <w:sz w:val="25"/>
+        </w:rPr>
+        <w:t>3. Что проверяют head(), info() и describe() и почему одной функции недостаточно?</w:t>
       </w:r>
     </w:p>
     <w:p>
       <w:pPr>
-        <w:ind w:firstLine="709"/>
+        <w:spacing w:line="264" w:lineRule="auto" w:after="100"/>
+        <w:jc w:val="both"/>
       </w:pPr>
       <w:r>
         <w:rPr>
-          <w:rFonts w:eastAsia="Times New Roman" w:cs="Times New Roman"/>
-        </w:rPr>
-        <w:t xml:space="preserve">11. Какие преимущества </w:t>
-      </w:r>
-      <w:proofErr w:type="spellStart"/>
-      <w:r>
-        <w:rPr>
-          <w:rFonts w:eastAsia="Times New Roman" w:cs="Times New Roman"/>
-        </w:rPr>
-        <w:t>Parquet</w:t>
-      </w:r>
-      <w:proofErr w:type="spellEnd"/>
-      <w:r>
-        <w:rPr>
-          <w:rFonts w:eastAsia="Times New Roman" w:cs="Times New Roman"/>
-        </w:rPr>
-        <w:t xml:space="preserve"> даёт аналитическому </w:t>
-      </w:r>
-      <w:proofErr w:type="spellStart"/>
-      <w:r>
-        <w:rPr>
-          <w:rFonts w:eastAsia="Times New Roman" w:cs="Times New Roman"/>
-        </w:rPr>
-        <w:t>pipeline</w:t>
-      </w:r>
-      <w:proofErr w:type="spellEnd"/>
-      <w:r>
-        <w:rPr>
-          <w:rFonts w:eastAsia="Times New Roman" w:cs="Times New Roman"/>
-        </w:rPr>
-        <w:t xml:space="preserve"> по сравнению с </w:t>
-      </w:r>
-      <w:r>
-        <w:rPr>
-          <w:rFonts w:eastAsia="Times New Roman" w:cs="Times New Roman"/>
-        </w:rPr>
-        <w:t>CSV</w:t>
-      </w:r>
-      <w:r>
-        <w:rPr>
-          <w:rFonts w:eastAsia="Times New Roman" w:cs="Times New Roman"/>
-        </w:rPr>
-        <w:t>?</w:t>
+          <w:rFonts w:ascii="Times New Roman" w:hAnsi="Times New Roman" w:eastAsia="Times New Roman"/>
+          <w:b/>
+          <w:sz w:val="24"/>
+        </w:rPr>
+        <w:t>Простыми словами.</w:t>
+      </w:r>
+      <w:r>
+        <w:rPr>
+          <w:rFonts w:ascii="Times New Roman" w:hAnsi="Times New Roman" w:eastAsia="Times New Roman"/>
+          <w:sz w:val="24"/>
+        </w:rPr>
+        <w:t xml:space="preserve"> Эти функции отвечают на разные вопросы. head() показывает, как выглядят несколько реальных строк. info() описывает устройство таблицы. describe() рассчитывает краткую статистику по значениям. Вместе они дают первый обзор данных, но каждая функция видит только свою сторону набора.</w:t>
       </w:r>
     </w:p>
     <w:p>
       <w:pPr>
-        <w:ind w:firstLine="709"/>
+        <w:spacing w:line="264" w:lineRule="auto" w:after="100"/>
+        <w:jc w:val="both"/>
       </w:pPr>
       <w:r>
         <w:rPr>
-          <w:rFonts w:eastAsia="Times New Roman" w:cs="Times New Roman"/>
-        </w:rPr>
-        <w:t xml:space="preserve">12. Почему воспроизводимый </w:t>
-      </w:r>
-      <w:proofErr w:type="spellStart"/>
-      <w:r>
-        <w:rPr>
-          <w:rFonts w:eastAsia="Times New Roman" w:cs="Times New Roman"/>
-        </w:rPr>
-        <w:t>notebook</w:t>
-      </w:r>
-      <w:proofErr w:type="spellEnd"/>
-      <w:r>
-        <w:rPr>
-          <w:rFonts w:eastAsia="Times New Roman" w:cs="Times New Roman"/>
-        </w:rPr>
-        <w:t xml:space="preserve"> должен корректно выполняться командой </w:t>
-      </w:r>
-      <w:proofErr w:type="spellStart"/>
-      <w:r>
-        <w:rPr>
-          <w:rFonts w:eastAsia="Times New Roman" w:cs="Times New Roman"/>
-        </w:rPr>
-        <w:t>Run</w:t>
-      </w:r>
-      <w:proofErr w:type="spellEnd"/>
-      <w:r>
-        <w:rPr>
-          <w:rFonts w:eastAsia="Times New Roman" w:cs="Times New Roman"/>
-        </w:rPr>
-        <w:t xml:space="preserve"> </w:t>
-      </w:r>
-      <w:r>
-        <w:rPr>
-          <w:rFonts w:eastAsia="Times New Roman" w:cs="Times New Roman"/>
-        </w:rPr>
-        <w:t>All</w:t>
-      </w:r>
-      <w:r>
-        <w:rPr>
-          <w:rFonts w:eastAsia="Times New Roman" w:cs="Times New Roman"/>
-        </w:rPr>
-        <w:t xml:space="preserve"> после перезапуска ядра?</w:t>
+          <w:rFonts w:ascii="Times New Roman" w:hAnsi="Times New Roman" w:eastAsia="Times New Roman"/>
+          <w:b/>
+          <w:sz w:val="24"/>
+        </w:rPr>
+        <w:t>Как это работает.</w:t>
+      </w:r>
+      <w:r>
+        <w:rPr>
+          <w:rFonts w:ascii="Times New Roman" w:hAnsi="Times New Roman" w:eastAsia="Times New Roman"/>
+          <w:sz w:val="24"/>
+        </w:rPr>
+        <w:t xml:space="preserve"> head() помогает заметить названия столбцов, формат дат, разделители и очевидные странности в первых строках. info() показывает число строк и столбцов, количество непустых значений, распознанные типы и примерный расход памяти. describe() для числовых признаков выводит количество, среднее, стандартное отклонение, минимум, квартили и максимум; с include="all" она также описывает категориальные поля.</w:t>
+      </w:r>
+    </w:p>
+    <w:p>
+      <w:pPr>
+        <w:spacing w:line="264" w:lineRule="auto" w:after="100"/>
+        <w:jc w:val="both"/>
+      </w:pPr>
+      <w:r>
+        <w:rPr>
+          <w:rFonts w:ascii="Times New Roman" w:hAnsi="Times New Roman" w:eastAsia="Times New Roman"/>
+          <w:b/>
+          <w:sz w:val="24"/>
+        </w:rPr>
+        <w:t>Пример и вывод.</w:t>
+      </w:r>
+      <w:r>
+        <w:rPr>
+          <w:rFonts w:ascii="Times New Roman" w:hAnsi="Times New Roman" w:eastAsia="Times New Roman"/>
+          <w:sz w:val="24"/>
+        </w:rPr>
+        <w:t xml:space="preserve"> Если head() показывает пять корректных строк, это не доказывает, что остальные тысячи строк тоже корректны. info() может показать, что пропусков нет, но не заметит невозможную влажность -20. describe() обнаружит необычный минимум, но не покажет исходную строку целиком. Поэтому первичная диагностика обычно включает все три функции, а затем проверки пропусков, дубликатов, диапазонов и уникальных значений.</w:t>
+      </w:r>
+    </w:p>
+    <w:p>
+      <w:pPr>
+        <w:keepNext/>
+        <w:spacing w:before="120" w:after="60"/>
+      </w:pPr>
+      <w:r>
+        <w:rPr>
+          <w:rFonts w:ascii="Times New Roman" w:hAnsi="Times New Roman" w:eastAsia="Times New Roman"/>
+          <w:b/>
+          <w:sz w:val="25"/>
+        </w:rPr>
+        <w:t>4. Почему отсутствие пропусков и дубликатов не гарантирует хорошее качество данных?</w:t>
+      </w:r>
+    </w:p>
+    <w:p>
+      <w:pPr>
+        <w:spacing w:line="264" w:lineRule="auto" w:after="100"/>
+        <w:jc w:val="both"/>
+      </w:pPr>
+      <w:r>
+        <w:rPr>
+          <w:rFonts w:ascii="Times New Roman" w:hAnsi="Times New Roman" w:eastAsia="Times New Roman"/>
+          <w:b/>
+          <w:sz w:val="24"/>
+        </w:rPr>
+        <w:t>Простыми словами.</w:t>
+      </w:r>
+      <w:r>
+        <w:rPr>
+          <w:rFonts w:ascii="Times New Roman" w:hAnsi="Times New Roman" w:eastAsia="Times New Roman"/>
+          <w:sz w:val="24"/>
+        </w:rPr>
+        <w:t xml:space="preserve"> Пропуск — это только один вид проблемы, а полный дубликат — ещё один. Таблица может быть полностью заполнена и не содержать одинаковых строк, но при этом хранить неверные значения, несогласованные единицы измерения или данные, которые плохо представляют исследуемую ситуацию.</w:t>
+      </w:r>
+    </w:p>
+    <w:p>
+      <w:pPr>
+        <w:spacing w:line="264" w:lineRule="auto" w:after="100"/>
+        <w:jc w:val="both"/>
+      </w:pPr>
+      <w:r>
+        <w:rPr>
+          <w:rFonts w:ascii="Times New Roman" w:hAnsi="Times New Roman" w:eastAsia="Times New Roman"/>
+          <w:b/>
+          <w:sz w:val="24"/>
+        </w:rPr>
+        <w:t>Как это работает.</w:t>
+      </w:r>
+      <w:r>
+        <w:rPr>
+          <w:rFonts w:ascii="Times New Roman" w:hAnsi="Times New Roman" w:eastAsia="Times New Roman"/>
+          <w:sz w:val="24"/>
+        </w:rPr>
+        <w:t xml:space="preserve"> К проблемам качества относятся невозможные диапазоны, опечатки в категориях, разные форматы дат, перепутанные единицы, ошибочные измерения, устаревшие записи и смещение выборки. Бывают и логические противоречия между столбцами. Например, итоговое число поездок должно равняться сумме случайных и зарегистрированных пользователей. Если равенство нарушено, данные неконсистентны, даже если ни одной пустой ячейки нет.</w:t>
+      </w:r>
+    </w:p>
+    <w:p>
+      <w:pPr>
+        <w:spacing w:line="264" w:lineRule="auto" w:after="100"/>
+        <w:jc w:val="both"/>
+      </w:pPr>
+      <w:r>
+        <w:rPr>
+          <w:rFonts w:ascii="Times New Roman" w:hAnsi="Times New Roman" w:eastAsia="Times New Roman"/>
+          <w:b/>
+          <w:sz w:val="24"/>
+        </w:rPr>
+        <w:t>Пример и вывод.</w:t>
+      </w:r>
+      <w:r>
+        <w:rPr>
+          <w:rFonts w:ascii="Times New Roman" w:hAnsi="Times New Roman" w:eastAsia="Times New Roman"/>
+          <w:sz w:val="24"/>
+        </w:rPr>
+        <w:t xml:space="preserve"> В Bike Sharing нулевая влажность записана обычным числом, поэтому isna() её не обнаружит. Такое значение надо проверять по документации и источнику. В FiresRu код события и его название должны образовывать однозначную пару; иначе возникнет смысловая ошибка. Проверка качества должна охватывать полноту, уникальность, допустимые диапазоны, единицы, связи между полями и происхождение данных.</w:t>
+      </w:r>
+    </w:p>
+    <w:p>
+      <w:pPr>
+        <w:keepNext/>
+        <w:spacing w:before="120" w:after="60"/>
+      </w:pPr>
+      <w:r>
+        <w:rPr>
+          <w:rFonts w:ascii="Times New Roman" w:hAnsi="Times New Roman" w:eastAsia="Times New Roman"/>
+          <w:b/>
+          <w:sz w:val="25"/>
+        </w:rPr>
+        <w:t>5. Когда тип category уменьшает расход памяти и почему?</w:t>
+      </w:r>
+    </w:p>
+    <w:p>
+      <w:pPr>
+        <w:spacing w:line="264" w:lineRule="auto" w:after="100"/>
+        <w:jc w:val="both"/>
+      </w:pPr>
+      <w:r>
+        <w:rPr>
+          <w:rFonts w:ascii="Times New Roman" w:hAnsi="Times New Roman" w:eastAsia="Times New Roman"/>
+          <w:b/>
+          <w:sz w:val="24"/>
+        </w:rPr>
+        <w:t>Простыми словами.</w:t>
+      </w:r>
+      <w:r>
+        <w:rPr>
+          <w:rFonts w:ascii="Times New Roman" w:hAnsi="Times New Roman" w:eastAsia="Times New Roman"/>
+          <w:sz w:val="24"/>
+        </w:rPr>
+        <w:t xml:space="preserve"> Строковый столбец обычно хранит много повторяющихся текстовых объектов. Тип category заменяет каждый повторяющийся текст небольшим числовым кодом, а полный текст сохраняет один раз в отдельном словаре категорий.</w:t>
+      </w:r>
+    </w:p>
+    <w:p>
+      <w:pPr>
+        <w:spacing w:line="264" w:lineRule="auto" w:after="100"/>
+        <w:jc w:val="both"/>
+      </w:pPr>
+      <w:r>
+        <w:rPr>
+          <w:rFonts w:ascii="Times New Roman" w:hAnsi="Times New Roman" w:eastAsia="Times New Roman"/>
+          <w:b/>
+          <w:sz w:val="24"/>
+        </w:rPr>
+        <w:t>Как это работает.</w:t>
+      </w:r>
+      <w:r>
+        <w:rPr>
+          <w:rFonts w:ascii="Times New Roman" w:hAnsi="Times New Roman" w:eastAsia="Times New Roman"/>
+          <w:sz w:val="24"/>
+        </w:rPr>
+        <w:t xml:space="preserve"> Предположим, в таблице миллион строк, но в столбце только значения Москва, Казань и Омск. Вместо миллиона длинных строк Pandas хранит три названия и миллион компактных кодов 0, 1 или 2. Чем меньше уникальных значений относительно числа строк и чем длиннее повторяющийся текст, тем заметнее экономия. Если почти каждая строка уникальна, словарь категорий и коды могут не дать выигрыша.</w:t>
+      </w:r>
+    </w:p>
+    <w:p>
+      <w:pPr>
+        <w:spacing w:line="264" w:lineRule="auto" w:after="100"/>
+        <w:jc w:val="both"/>
+      </w:pPr>
+      <w:r>
+        <w:rPr>
+          <w:rFonts w:ascii="Times New Roman" w:hAnsi="Times New Roman" w:eastAsia="Times New Roman"/>
+          <w:b/>
+          <w:sz w:val="24"/>
+        </w:rPr>
+        <w:t>Пример и вывод.</w:t>
+      </w:r>
+      <w:r>
+        <w:rPr>
+          <w:rFonts w:ascii="Times New Roman" w:hAnsi="Times New Roman" w:eastAsia="Times New Roman"/>
+          <w:sz w:val="24"/>
+        </w:rPr>
+        <w:t xml:space="preserve"> В FiresRu столбец type_name содержит всего пять названий на 26 681 строку, поэтому category подходит хорошо. После преобразования расход памяти таблицы снизился примерно на 53,5%. Перед преобразованием полезно сравнить nunique() с числом строк и затем измерить память через memory_usage(deep=True) — тип нельзя выбирать только по привычке.</w:t>
+      </w:r>
+    </w:p>
+    <w:p>
+      <w:pPr>
+        <w:keepNext/>
+        <w:spacing w:before="120" w:after="60"/>
+      </w:pPr>
+      <w:r>
+        <w:rPr>
+          <w:rFonts w:ascii="Times New Roman" w:hAnsi="Times New Roman" w:eastAsia="Times New Roman"/>
+          <w:b/>
+          <w:sz w:val="25"/>
+        </w:rPr>
+        <w:t>6. Чем фильтрация отличается от группировки?</w:t>
+      </w:r>
+    </w:p>
+    <w:p>
+      <w:pPr>
+        <w:spacing w:line="264" w:lineRule="auto" w:after="100"/>
+        <w:jc w:val="both"/>
+      </w:pPr>
+      <w:r>
+        <w:rPr>
+          <w:rFonts w:ascii="Times New Roman" w:hAnsi="Times New Roman" w:eastAsia="Times New Roman"/>
+          <w:b/>
+          <w:sz w:val="24"/>
+        </w:rPr>
+        <w:t>Простыми словами.</w:t>
+      </w:r>
+      <w:r>
+        <w:rPr>
+          <w:rFonts w:ascii="Times New Roman" w:hAnsi="Times New Roman" w:eastAsia="Times New Roman"/>
+          <w:sz w:val="24"/>
+        </w:rPr>
+        <w:t xml:space="preserve"> Фильтрация отвечает на вопрос «какие конкретные строки подходят под условие?». Группировка отвечает на вопрос «какие сводные показатели получаются для каждой категории или группы?». Это разные операции и часто они используются последовательно.</w:t>
+      </w:r>
+    </w:p>
+    <w:p>
+      <w:pPr>
+        <w:spacing w:line="264" w:lineRule="auto" w:after="100"/>
+        <w:jc w:val="both"/>
+      </w:pPr>
+      <w:r>
+        <w:rPr>
+          <w:rFonts w:ascii="Times New Roman" w:hAnsi="Times New Roman" w:eastAsia="Times New Roman"/>
+          <w:b/>
+          <w:sz w:val="24"/>
+        </w:rPr>
+        <w:t>Как это работает.</w:t>
+      </w:r>
+      <w:r>
+        <w:rPr>
+          <w:rFonts w:ascii="Times New Roman" w:hAnsi="Times New Roman" w:eastAsia="Times New Roman"/>
+          <w:sz w:val="24"/>
+        </w:rPr>
+        <w:t xml:space="preserve"> При фильтрации создаётся логическая маска из True и False. Pandas оставляет строки, где условие истинно: df.loc[df["wind_speed_ms"] &gt; 2]. При группировке groupby() делит строки по значению ключа, после чего к каждой части применяют функцию: count, sum, mean, median и другие. Результат группировки обычно содержит меньше строк, потому что каждая группа превращается в сводку.</w:t>
+      </w:r>
+    </w:p>
+    <w:p>
+      <w:pPr>
+        <w:spacing w:line="264" w:lineRule="auto" w:after="100"/>
+        <w:jc w:val="both"/>
+      </w:pPr>
+      <w:r>
+        <w:rPr>
+          <w:rFonts w:ascii="Times New Roman" w:hAnsi="Times New Roman" w:eastAsia="Times New Roman"/>
+          <w:b/>
+          <w:sz w:val="24"/>
+        </w:rPr>
+        <w:t>Пример и вывод.</w:t>
+      </w:r>
+      <w:r>
+        <w:rPr>
+          <w:rFonts w:ascii="Times New Roman" w:hAnsi="Times New Roman" w:eastAsia="Times New Roman"/>
+          <w:sz w:val="24"/>
+        </w:rPr>
+        <w:t xml:space="preserve"> Условие «влажность меньше 40 и ветер сильнее 2 м/с» выбирает 337 отдельных наблюдений FiresRu — это фильтрация. Таблица со средними температурой и ветром для каждого type_name — группировка. Можно сначала отфильтровать только нужный регион или период, а затем сгруппировать оставшиеся строки.</w:t>
+      </w:r>
+    </w:p>
+    <w:p>
+      <w:pPr>
+        <w:keepNext/>
+        <w:spacing w:before="120" w:after="60"/>
+      </w:pPr>
+      <w:r>
+        <w:rPr>
+          <w:rFonts w:ascii="Times New Roman" w:hAnsi="Times New Roman" w:eastAsia="Times New Roman"/>
+          <w:b/>
+          <w:sz w:val="25"/>
+        </w:rPr>
+        <w:t>7. Что означает коэффициент корреляции около нуля и какие выводы из него делать нельзя?</w:t>
+      </w:r>
+    </w:p>
+    <w:p>
+      <w:pPr>
+        <w:spacing w:line="264" w:lineRule="auto" w:after="100"/>
+        <w:jc w:val="both"/>
+      </w:pPr>
+      <w:r>
+        <w:rPr>
+          <w:rFonts w:ascii="Times New Roman" w:hAnsi="Times New Roman" w:eastAsia="Times New Roman"/>
+          <w:b/>
+          <w:sz w:val="24"/>
+        </w:rPr>
+        <w:t>Простыми словами.</w:t>
+      </w:r>
+      <w:r>
+        <w:rPr>
+          <w:rFonts w:ascii="Times New Roman" w:hAnsi="Times New Roman" w:eastAsia="Times New Roman"/>
+          <w:sz w:val="24"/>
+        </w:rPr>
+        <w:t xml:space="preserve"> Корреляция Пирсона измеряет силу линейной связи двух числовых признаков. Значение около 1 соответствует сильной прямой линейной связи, около -1 — сильной обратной, а около 0 означает, что выраженной прямой линии между признаками в этой выборке не видно.</w:t>
+      </w:r>
+    </w:p>
+    <w:p>
+      <w:pPr>
+        <w:spacing w:line="264" w:lineRule="auto" w:after="100"/>
+        <w:jc w:val="both"/>
+      </w:pPr>
+      <w:r>
+        <w:rPr>
+          <w:rFonts w:ascii="Times New Roman" w:hAnsi="Times New Roman" w:eastAsia="Times New Roman"/>
+          <w:b/>
+          <w:sz w:val="24"/>
+        </w:rPr>
+        <w:t>Как это работает.</w:t>
+      </w:r>
+      <w:r>
+        <w:rPr>
+          <w:rFonts w:ascii="Times New Roman" w:hAnsi="Times New Roman" w:eastAsia="Times New Roman"/>
+          <w:sz w:val="24"/>
+        </w:rPr>
+        <w:t xml:space="preserve"> Корреляция около нуля не доказывает отсутствие любой связи. Зависимость может быть криволинейной: например, y = x² симметрична относительно нуля и может дать слабую линейную корреляцию. Связь также может различаться по группам, скрываться из-за выбросов или зависеть от третьего признака. И наоборот, высокая корреляция не доказывает, что один признак вызывает другой.</w:t>
+      </w:r>
+    </w:p>
+    <w:p>
+      <w:pPr>
+        <w:spacing w:line="264" w:lineRule="auto" w:after="100"/>
+        <w:jc w:val="both"/>
+      </w:pPr>
+      <w:r>
+        <w:rPr>
+          <w:rFonts w:ascii="Times New Roman" w:hAnsi="Times New Roman" w:eastAsia="Times New Roman"/>
+          <w:b/>
+          <w:sz w:val="24"/>
+        </w:rPr>
+        <w:t>Пример и вывод.</w:t>
+      </w:r>
+      <w:r>
+        <w:rPr>
+          <w:rFonts w:ascii="Times New Roman" w:hAnsi="Times New Roman" w:eastAsia="Times New Roman"/>
+          <w:sz w:val="24"/>
+        </w:rPr>
+        <w:t xml:space="preserve"> В FiresRu наибольшие по модулю корреляции между рассмотренными погодными признаками находятся примерно на уровне 0,30. Это говорит лишь о слабой линейной сопряжённости в данном наборе. Следующий шаг — посмотреть scatter plot, проверить группы и выбросы, а не писать «связи нет» или «один показатель влияет на другой».</w:t>
+      </w:r>
+    </w:p>
+    <w:p>
+      <w:pPr>
+        <w:keepNext/>
+        <w:spacing w:before="120" w:after="60"/>
+      </w:pPr>
+      <w:r>
+        <w:rPr>
+          <w:rFonts w:ascii="Times New Roman" w:hAnsi="Times New Roman" w:eastAsia="Times New Roman"/>
+          <w:b/>
+          <w:sz w:val="25"/>
+        </w:rPr>
+        <w:t>8. Почему правило IQR нельзя использовать как автоматический алгоритм удаления данных?</w:t>
+      </w:r>
+    </w:p>
+    <w:p>
+      <w:pPr>
+        <w:spacing w:line="264" w:lineRule="auto" w:after="100"/>
+        <w:jc w:val="both"/>
+      </w:pPr>
+      <w:r>
+        <w:rPr>
+          <w:rFonts w:ascii="Times New Roman" w:hAnsi="Times New Roman" w:eastAsia="Times New Roman"/>
+          <w:b/>
+          <w:sz w:val="24"/>
+        </w:rPr>
+        <w:t>Простыми словами.</w:t>
+      </w:r>
+      <w:r>
+        <w:rPr>
+          <w:rFonts w:ascii="Times New Roman" w:hAnsi="Times New Roman" w:eastAsia="Times New Roman"/>
+          <w:sz w:val="24"/>
+        </w:rPr>
+        <w:t xml:space="preserve"> IQR — межквартильный размах, то есть расстояние между первым квартилем Q1 и третьим квартилем Q3. Правило помечает значения ниже Q1 - 1,5·IQR и выше Q3 + 1,5·IQR как необычные. Оно находит кандидатов для проверки, но не умеет определять, является ли значение ошибкой.</w:t>
+      </w:r>
+    </w:p>
+    <w:p>
+      <w:pPr>
+        <w:spacing w:line="264" w:lineRule="auto" w:after="100"/>
+        <w:jc w:val="both"/>
+      </w:pPr>
+      <w:r>
+        <w:rPr>
+          <w:rFonts w:ascii="Times New Roman" w:hAnsi="Times New Roman" w:eastAsia="Times New Roman"/>
+          <w:b/>
+          <w:sz w:val="24"/>
+        </w:rPr>
+        <w:t>Как это работает.</w:t>
+      </w:r>
+      <w:r>
+        <w:rPr>
+          <w:rFonts w:ascii="Times New Roman" w:hAnsi="Times New Roman" w:eastAsia="Times New Roman"/>
+          <w:sz w:val="24"/>
+        </w:rPr>
+        <w:t xml:space="preserve"> В распределении с длинным естественным хвостом много корректных наблюдений окажутся за границами IQR. Например, редкие сильные порывы ветра могут быть реальными. Удаление таких строк меняет средние, дисперсию, корреляции и доли категорий. Решение требует знания предметной области, единиц измерения, условий сбора и цели анализа.</w:t>
+      </w:r>
+    </w:p>
+    <w:p>
+      <w:pPr>
+        <w:spacing w:line="264" w:lineRule="auto" w:after="100"/>
+        <w:jc w:val="both"/>
+      </w:pPr>
+      <w:r>
+        <w:rPr>
+          <w:rFonts w:ascii="Times New Roman" w:hAnsi="Times New Roman" w:eastAsia="Times New Roman"/>
+          <w:b/>
+          <w:sz w:val="24"/>
+        </w:rPr>
+        <w:t>Пример и вывод.</w:t>
+      </w:r>
+      <w:r>
+        <w:rPr>
+          <w:rFonts w:ascii="Times New Roman" w:hAnsi="Times New Roman" w:eastAsia="Times New Roman"/>
+          <w:sz w:val="24"/>
+        </w:rPr>
+        <w:t xml:space="preserve"> Для wind_speed_ms в FiresRu правило отмечает 3 652 строки, то есть около 13,69% набора. Это слишком большая доля для бездумного удаления. Нужно проверить максимум, распределение, источник и возможные ограничения датчика. Корректные варианты — оставить значения, преобразовать шкалу, использовать устойчивые методы или удалить только подтверждённые ошибки с объяснением причины.</w:t>
+      </w:r>
+    </w:p>
+    <w:p>
+      <w:pPr>
+        <w:keepNext/>
+        <w:spacing w:before="120" w:after="60"/>
+      </w:pPr>
+      <w:r>
+        <w:rPr>
+          <w:rFonts w:ascii="Times New Roman" w:hAnsi="Times New Roman" w:eastAsia="Times New Roman"/>
+          <w:b/>
+          <w:sz w:val="25"/>
+        </w:rPr>
+        <w:t>9. Как выбрать между histogram, bar chart, scatter plot и временным рядом?</w:t>
+      </w:r>
+    </w:p>
+    <w:p>
+      <w:pPr>
+        <w:spacing w:line="264" w:lineRule="auto" w:after="100"/>
+        <w:jc w:val="both"/>
+      </w:pPr>
+      <w:r>
+        <w:rPr>
+          <w:rFonts w:ascii="Times New Roman" w:hAnsi="Times New Roman" w:eastAsia="Times New Roman"/>
+          <w:b/>
+          <w:sz w:val="24"/>
+        </w:rPr>
+        <w:t>Простыми словами.</w:t>
+      </w:r>
+      <w:r>
+        <w:rPr>
+          <w:rFonts w:ascii="Times New Roman" w:hAnsi="Times New Roman" w:eastAsia="Times New Roman"/>
+          <w:sz w:val="24"/>
+        </w:rPr>
+        <w:t xml:space="preserve"> Тип графика выбирают по вопросу и типам данных. Гистограмма показывает форму распределения одного числового признака. Столбчатая диаграмма сравнивает категории. Scatter plot показывает совместное поведение двух числовых признаков. Временной ряд показывает изменение показателя по настоящей временной оси.</w:t>
+      </w:r>
+    </w:p>
+    <w:p>
+      <w:pPr>
+        <w:spacing w:line="264" w:lineRule="auto" w:after="100"/>
+        <w:jc w:val="both"/>
+      </w:pPr>
+      <w:r>
+        <w:rPr>
+          <w:rFonts w:ascii="Times New Roman" w:hAnsi="Times New Roman" w:eastAsia="Times New Roman"/>
+          <w:b/>
+          <w:sz w:val="24"/>
+        </w:rPr>
+        <w:t>Как это работает.</w:t>
+      </w:r>
+      <w:r>
+        <w:rPr>
+          <w:rFonts w:ascii="Times New Roman" w:hAnsi="Times New Roman" w:eastAsia="Times New Roman"/>
+          <w:sz w:val="24"/>
+        </w:rPr>
+        <w:t xml:space="preserve"> Для гистограммы числовую шкалу делят на интервалы и считают наблюдения в каждом. В bar chart каждому отдельному названию категории соответствует столбец. В scatter plot каждая строка становится точкой с координатами x и y. Во временном ряду наблюдения сортируют по дате и при необходимости агрегируют по дням, месяцам или годам.</w:t>
+      </w:r>
+    </w:p>
+    <w:p>
+      <w:pPr>
+        <w:spacing w:line="264" w:lineRule="auto" w:after="100"/>
+        <w:jc w:val="both"/>
+      </w:pPr>
+      <w:r>
+        <w:rPr>
+          <w:rFonts w:ascii="Times New Roman" w:hAnsi="Times New Roman" w:eastAsia="Times New Roman"/>
+          <w:b/>
+          <w:sz w:val="24"/>
+        </w:rPr>
+        <w:t>Пример и вывод.</w:t>
+      </w:r>
+      <w:r>
+        <w:rPr>
+          <w:rFonts w:ascii="Times New Roman" w:hAnsi="Times New Roman" w:eastAsia="Times New Roman"/>
+          <w:sz w:val="24"/>
+        </w:rPr>
+        <w:t xml:space="preserve"> Распределение температуры FiresRu показано гистограммой, число событий разных типов — горизонтальными столбцами, связь температуры и влажности — scatter plot. Для Bike Sharing месячное число поездок строится как временной ряд по dteday. Нельзя выбирать график только по внешнему виду: он должен отвечать на конкретный вопрос без искажения структуры данных.</w:t>
+      </w:r>
+    </w:p>
+    <w:p>
+      <w:pPr>
+        <w:keepNext/>
+        <w:spacing w:before="120" w:after="60"/>
+      </w:pPr>
+      <w:r>
+        <w:rPr>
+          <w:rFonts w:ascii="Times New Roman" w:hAnsi="Times New Roman" w:eastAsia="Times New Roman"/>
+          <w:b/>
+          <w:sz w:val="25"/>
+        </w:rPr>
+        <w:t>10. Почему индекс строк нельзя использовать как время, если он не является датой?</w:t>
+      </w:r>
+    </w:p>
+    <w:p>
+      <w:pPr>
+        <w:spacing w:line="264" w:lineRule="auto" w:after="100"/>
+        <w:jc w:val="both"/>
+      </w:pPr>
+      <w:r>
+        <w:rPr>
+          <w:rFonts w:ascii="Times New Roman" w:hAnsi="Times New Roman" w:eastAsia="Times New Roman"/>
+          <w:b/>
+          <w:sz w:val="24"/>
+        </w:rPr>
+        <w:t>Простыми словами.</w:t>
+      </w:r>
+      <w:r>
+        <w:rPr>
+          <w:rFonts w:ascii="Times New Roman" w:hAnsi="Times New Roman" w:eastAsia="Times New Roman"/>
+          <w:sz w:val="24"/>
+        </w:rPr>
+        <w:t xml:space="preserve"> Индекс 0, 1, 2, ... обычно означает только положение строки в таблице. Он не сообщает, когда произошло событие и сколько времени прошло между соседними строками. Поэтому линия по такому индексу показывает порядок хранения, а не изменение во времени.</w:t>
+      </w:r>
+    </w:p>
+    <w:p>
+      <w:pPr>
+        <w:spacing w:line="264" w:lineRule="auto" w:after="100"/>
+        <w:jc w:val="both"/>
+      </w:pPr>
+      <w:r>
+        <w:rPr>
+          <w:rFonts w:ascii="Times New Roman" w:hAnsi="Times New Roman" w:eastAsia="Times New Roman"/>
+          <w:b/>
+          <w:sz w:val="24"/>
+        </w:rPr>
+        <w:t>Как это работает.</w:t>
+      </w:r>
+      <w:r>
+        <w:rPr>
+          <w:rFonts w:ascii="Times New Roman" w:hAnsi="Times New Roman" w:eastAsia="Times New Roman"/>
+          <w:sz w:val="24"/>
+        </w:rPr>
+        <w:t xml:space="preserve"> После сортировки, удаления строк или объединения таблиц порядок индексов может измениться. Даже если записи случайно расположены хронологически, расстояние между индексами всегда равно единице, тогда как между реальными событиями могли пройти минуты, дни или месяцы. Для временного анализа нужен столбец даты/времени, преобразованный через pd.to_datetime(), проверенный и отсортированный.</w:t>
+      </w:r>
+    </w:p>
+    <w:p>
+      <w:pPr>
+        <w:spacing w:line="264" w:lineRule="auto" w:after="100"/>
+        <w:jc w:val="both"/>
+      </w:pPr>
+      <w:r>
+        <w:rPr>
+          <w:rFonts w:ascii="Times New Roman" w:hAnsi="Times New Roman" w:eastAsia="Times New Roman"/>
+          <w:b/>
+          <w:sz w:val="24"/>
+        </w:rPr>
+        <w:t>Пример и вывод.</w:t>
+      </w:r>
+      <w:r>
+        <w:rPr>
+          <w:rFonts w:ascii="Times New Roman" w:hAnsi="Times New Roman" w:eastAsia="Times New Roman"/>
+          <w:sz w:val="24"/>
+        </w:rPr>
+        <w:t xml:space="preserve"> В FiresRu нет временного признака, поэтому восстановить месячную или годовую динамику по этому файлу нельзя. В Bike Sharing есть dteday, и месячная агрегация выполняется именно по нему. Если даты отсутствуют, следует прямо указать ограничение и выбрать другой график, а не выдавать номер строки за время.</w:t>
+      </w:r>
+    </w:p>
+    <w:p>
+      <w:pPr>
+        <w:keepNext/>
+        <w:spacing w:before="120" w:after="60"/>
+      </w:pPr>
+      <w:r>
+        <w:rPr>
+          <w:rFonts w:ascii="Times New Roman" w:hAnsi="Times New Roman" w:eastAsia="Times New Roman"/>
+          <w:b/>
+          <w:sz w:val="25"/>
+        </w:rPr>
+        <w:t>11. Какие преимущества Parquet даёт аналитическому pipeline по сравнению с CSV?</w:t>
+      </w:r>
+    </w:p>
+    <w:p>
+      <w:pPr>
+        <w:spacing w:line="264" w:lineRule="auto" w:after="100"/>
+        <w:jc w:val="both"/>
+      </w:pPr>
+      <w:r>
+        <w:rPr>
+          <w:rFonts w:ascii="Times New Roman" w:hAnsi="Times New Roman" w:eastAsia="Times New Roman"/>
+          <w:b/>
+          <w:sz w:val="24"/>
+        </w:rPr>
+        <w:t>Простыми словами.</w:t>
+      </w:r>
+      <w:r>
+        <w:rPr>
+          <w:rFonts w:ascii="Times New Roman" w:hAnsi="Times New Roman" w:eastAsia="Times New Roman"/>
+          <w:sz w:val="24"/>
+        </w:rPr>
+        <w:t xml:space="preserve"> CSV — текстовый файл: каждая строка содержит значения, разделённые запятыми или другим символом. Parquet — бинарный колоночный формат, созданный для хранения и чтения больших аналитических таблиц. Его нельзя удобно открыть в обычном текстовом редакторе, зато программы обрабатывают его эффективнее.</w:t>
+      </w:r>
+    </w:p>
+    <w:p>
+      <w:pPr>
+        <w:spacing w:line="264" w:lineRule="auto" w:after="100"/>
+        <w:jc w:val="both"/>
+      </w:pPr>
+      <w:r>
+        <w:rPr>
+          <w:rFonts w:ascii="Times New Roman" w:hAnsi="Times New Roman" w:eastAsia="Times New Roman"/>
+          <w:b/>
+          <w:sz w:val="24"/>
+        </w:rPr>
+        <w:t>Как это работает.</w:t>
+      </w:r>
+      <w:r>
+        <w:rPr>
+          <w:rFonts w:ascii="Times New Roman" w:hAnsi="Times New Roman" w:eastAsia="Times New Roman"/>
+          <w:sz w:val="24"/>
+        </w:rPr>
+        <w:t xml:space="preserve"> Parquet хранит схему типов, поддерживает сжатие и располагает значения одного столбца рядом. Поэтому система может прочитать только нужные колонки, не разбирая весь файл. CSV не хранит точные типы: при каждом чтении программа заново угадывает числа, даты и строки. Также в CSV нужно отдельно учитывать разделитель, кодировку и десятичный знак.</w:t>
+      </w:r>
+    </w:p>
+    <w:p>
+      <w:pPr>
+        <w:spacing w:line="264" w:lineRule="auto" w:after="100"/>
+        <w:jc w:val="both"/>
+      </w:pPr>
+      <w:r>
+        <w:rPr>
+          <w:rFonts w:ascii="Times New Roman" w:hAnsi="Times New Roman" w:eastAsia="Times New Roman"/>
+          <w:b/>
+          <w:sz w:val="24"/>
+        </w:rPr>
+        <w:t>Пример и вывод.</w:t>
+      </w:r>
+      <w:r>
+        <w:rPr>
+          <w:rFonts w:ascii="Times New Roman" w:hAnsi="Times New Roman" w:eastAsia="Times New Roman"/>
+          <w:sz w:val="24"/>
+        </w:rPr>
+        <w:t xml:space="preserve"> После сохранения FiresRu полезно прочитать Parquet обратно и сравнить shape и dtypes с исходной таблицей. Parquet удобен для повторной аналитики и Spark, а CSV — для обмена с простыми программами. Размер и скорость зависят от конкретных данных и сжатия, поэтому их измеряют, а не обещают заранее.</w:t>
+      </w:r>
+    </w:p>
+    <w:p>
+      <w:pPr>
+        <w:keepNext/>
+        <w:spacing w:before="120" w:after="60"/>
+      </w:pPr>
+      <w:r>
+        <w:rPr>
+          <w:rFonts w:ascii="Times New Roman" w:hAnsi="Times New Roman" w:eastAsia="Times New Roman"/>
+          <w:b/>
+          <w:sz w:val="25"/>
+        </w:rPr>
+        <w:t>12. Зачем выполнять Restart Kernel и Run All?</w:t>
+      </w:r>
+    </w:p>
+    <w:p>
+      <w:pPr>
+        <w:spacing w:line="264" w:lineRule="auto" w:after="100"/>
+        <w:jc w:val="both"/>
+      </w:pPr>
+      <w:r>
+        <w:rPr>
+          <w:rFonts w:ascii="Times New Roman" w:hAnsi="Times New Roman" w:eastAsia="Times New Roman"/>
+          <w:b/>
+          <w:sz w:val="24"/>
+        </w:rPr>
+        <w:t>Простыми словами.</w:t>
+      </w:r>
+      <w:r>
+        <w:rPr>
+          <w:rFonts w:ascii="Times New Roman" w:hAnsi="Times New Roman" w:eastAsia="Times New Roman"/>
+          <w:sz w:val="24"/>
+        </w:rPr>
+        <w:t xml:space="preserve"> Ядро Jupyter хранит переменные, импортированные библиотеки и промежуточные результаты в памяти. Если запускать ячейки в случайном порядке, notebook может работать только потому, что нужная переменная осталась от старого запуска. После передачи файла другому человеку такая скрытая зависимость приведёт к ошибке.</w:t>
+      </w:r>
+    </w:p>
+    <w:p>
+      <w:pPr>
+        <w:spacing w:line="264" w:lineRule="auto" w:after="100"/>
+        <w:jc w:val="both"/>
+      </w:pPr>
+      <w:r>
+        <w:rPr>
+          <w:rFonts w:ascii="Times New Roman" w:hAnsi="Times New Roman" w:eastAsia="Times New Roman"/>
+          <w:b/>
+          <w:sz w:val="24"/>
+        </w:rPr>
+        <w:t>Как это работает.</w:t>
+      </w:r>
+      <w:r>
+        <w:rPr>
+          <w:rFonts w:ascii="Times New Roman" w:hAnsi="Times New Roman" w:eastAsia="Times New Roman"/>
+          <w:sz w:val="24"/>
+        </w:rPr>
+        <w:t xml:space="preserve"> Restart Kernel очищает память и создаёт новое состояние Python. Run All выполняет ячейки сверху вниз так, как их увидит проверяющий. Проверка обнаруживает использование переменной до её создания, зависимость от вручную загруженного файла, случайный результат без random_state, неверный рабочий каталог и отсутствующую библиотеку.</w:t>
+      </w:r>
+    </w:p>
+    <w:p>
+      <w:pPr>
+        <w:spacing w:line="264" w:lineRule="auto" w:after="100"/>
+        <w:jc w:val="both"/>
+      </w:pPr>
+      <w:r>
+        <w:rPr>
+          <w:rFonts w:ascii="Times New Roman" w:hAnsi="Times New Roman" w:eastAsia="Times New Roman"/>
+          <w:b/>
+          <w:sz w:val="24"/>
+        </w:rPr>
+        <w:t>Пример и вывод.</w:t>
+      </w:r>
+      <w:r>
+        <w:rPr>
+          <w:rFonts w:ascii="Times New Roman" w:hAnsi="Times New Roman" w:eastAsia="Times New Roman"/>
+          <w:sz w:val="24"/>
+        </w:rPr>
+        <w:t xml:space="preserve"> В этой работе скрипт scripts/run_all.py собирает единый notebook и выполняет его в чистом ядре bd-vscode. Файл сохраняется только после успешного выполнения всех ячеек. Воспроизводимый notebook должен запускаться командой Run All без ручных исправлений, потому что именно это доказывает полноту кода и правильный порядок шагов.</w:t>
       </w:r>
     </w:p>
     <w:sectPr>
